--- a/subject application/装配式内装技术知识库构建与面向公众的智能问答系统研究-申请书26.10.30.docx
+++ b/subject application/装配式内装技术知识库构建与面向公众的智能问答系统研究-申请书26.10.30.docx
@@ -127,30 +127,6 @@
           <w:szCs w:val="32"/>
         </w:rPr>
         <w:t>项目名称：装配式内装技术知识库构建与面向公众的智能问答系统研究</w:t>
-      </w:r>
-    </w:p>
-    <w:p>
-      <w:pPr>
-        <w:snapToGrid w:val="0"/>
-        <w:spacing w:after="158" w:afterLines="50" w:line="660" w:lineRule="exact"/>
-        <w:ind w:firstLine="1056" w:firstLineChars="300"/>
-        <w:rPr>
-          <w:rFonts w:ascii="黑体" w:eastAsia="黑体"/>
-          <w:bCs/>
-          <w:spacing w:val="16"/>
-          <w:sz w:val="32"/>
-          <w:szCs w:val="32"/>
-        </w:rPr>
-      </w:pPr>
-      <w:r>
-        <w:rPr>
-          <w:rFonts w:hint="eastAsia" w:ascii="黑体" w:eastAsia="黑体"/>
-          <w:bCs/>
-          <w:spacing w:val="16"/>
-          <w:sz w:val="32"/>
-          <w:szCs w:val="32"/>
-        </w:rPr>
-        <w:t xml:space="preserve">             生成技术研究</w:t>
       </w:r>
     </w:p>
     <w:p>
